--- a/templates/课程实施大纲模板.docx
+++ b/templates/课程实施大纲模板.docx
@@ -253,6 +253,22 @@
     <w:p>
       <w:pPr>
         <w:spacing w:line="360" w:lineRule="auto"/>
+        <w:ind w:firstLine="480" w:firstLineChars="200"/>
+        <w:rPr>
+          <w:rFonts w:hint="default" w:ascii="仿宋_GB2312" w:hAnsi="宋体" w:eastAsia="仿宋_GB2312"/>
+          <w:lang w:val="en-US" w:eastAsia="zh-CN"/>
+        </w:rPr>
+      </w:pPr>
+      <w:r>
+        <w:rPr>
+          <w:rFonts w:hint="eastAsia" w:ascii="仿宋_GB2312" w:hAnsi="宋体" w:eastAsia="仿宋_GB2312"/>
+        </w:rPr>
+        <w:t>教师简介：</w:t>
+      </w:r>
+    </w:p>
+    <w:p>
+      <w:pPr>
+        <w:spacing w:line="360" w:lineRule="auto"/>
         <w:ind w:firstLine="562" w:firstLineChars="200"/>
         <w:rPr>
           <w:rFonts w:ascii="黑体" w:hAnsi="黑体" w:eastAsia="黑体"/>
@@ -378,8 +394,6 @@
       <w:r>
         <w:rPr>
           <w:rFonts w:hint="eastAsia" w:ascii="仿宋_GB2312" w:hAnsi="宋体" w:eastAsia="仿宋_GB2312"/>
-          <w:b/>
-          <w:bCs/>
           <w:color w:val="C00000"/>
         </w:rPr>
         <w:t>【AI 生成：一条预期学习成果。生成时按实际条数复制本行】</w:t>
@@ -499,11 +513,11 @@
             <w:r>
               <w:rPr>
                 <w:rStyle w:val="6"/>
-                <w:rFonts w:hint="eastAsia" w:ascii="宋体" w:hAnsi="宋体" w:eastAsia="宋体" w:cs="宋体"/>
-                <w:color w:val="1F1F1F"/>
+                <w:b/>
+                <w:rFonts w:hint="eastAsia" w:ascii="宋体" w:hAnsi="宋体" w:eastAsia="宋体" w:cs="宋体"/>
                 <w:kern w:val="0"/>
-                <w:sz w:val="24"/>
-                <w:szCs w:val="24"/>
+                <w:sz w:val="21"/>
+                <w:szCs w:val="21"/>
                 <w:lang w:val="en-US" w:eastAsia="zh-CN" w:bidi="ar"/>
               </w:rPr>
               <w:t>教学单元</w:t>
@@ -539,14 +553,14 @@
             <w:r>
               <w:rPr>
                 <w:rStyle w:val="6"/>
-                <w:rFonts w:hint="eastAsia" w:ascii="宋体" w:hAnsi="宋体" w:eastAsia="宋体" w:cs="宋体"/>
-                <w:color w:val="1F1F1F"/>
+                <w:b/>
+                <w:rFonts w:hint="eastAsia" w:ascii="宋体" w:hAnsi="宋体" w:eastAsia="宋体" w:cs="宋体"/>
                 <w:kern w:val="0"/>
-                <w:sz w:val="24"/>
-                <w:szCs w:val="24"/>
+                <w:sz w:val="21"/>
+                <w:szCs w:val="21"/>
                 <w:lang w:val="en-US" w:eastAsia="zh-CN" w:bidi="ar"/>
               </w:rPr>
-              <w:t>教学内容 (AIGC融合版)</w:t>
+              <w:t>教学内容</w:t>
             </w:r>
           </w:p>
         </w:tc>
@@ -579,11 +593,11 @@
             <w:r>
               <w:rPr>
                 <w:rStyle w:val="6"/>
-                <w:rFonts w:hint="eastAsia" w:ascii="宋体" w:hAnsi="宋体" w:eastAsia="宋体" w:cs="宋体"/>
-                <w:color w:val="1F1F1F"/>
+                <w:b/>
+                <w:rFonts w:hint="eastAsia" w:ascii="宋体" w:hAnsi="宋体" w:eastAsia="宋体" w:cs="宋体"/>
                 <w:kern w:val="0"/>
-                <w:sz w:val="24"/>
-                <w:szCs w:val="24"/>
+                <w:sz w:val="21"/>
+                <w:szCs w:val="21"/>
                 <w:lang w:val="en-US" w:eastAsia="zh-CN" w:bidi="ar"/>
               </w:rPr>
               <w:t>教学方法建议</w:t>
@@ -619,11 +633,11 @@
             <w:r>
               <w:rPr>
                 <w:rStyle w:val="6"/>
-                <w:rFonts w:hint="eastAsia" w:ascii="宋体" w:hAnsi="宋体" w:eastAsia="宋体" w:cs="宋体"/>
-                <w:color w:val="1F1F1F"/>
+                <w:b/>
+                <w:rFonts w:hint="eastAsia" w:ascii="宋体" w:hAnsi="宋体" w:eastAsia="宋体" w:cs="宋体"/>
                 <w:kern w:val="0"/>
-                <w:sz w:val="24"/>
-                <w:szCs w:val="24"/>
+                <w:sz w:val="21"/>
+                <w:szCs w:val="21"/>
                 <w:lang w:val="en-US" w:eastAsia="zh-CN" w:bidi="ar"/>
               </w:rPr>
               <w:t>教学重点/难点</w:t>
@@ -659,11 +673,11 @@
             <w:r>
               <w:rPr>
                 <w:rStyle w:val="6"/>
-                <w:rFonts w:hint="eastAsia" w:ascii="宋体" w:hAnsi="宋体" w:eastAsia="宋体" w:cs="宋体"/>
-                <w:color w:val="1F1F1F"/>
+                <w:b/>
+                <w:rFonts w:hint="eastAsia" w:ascii="宋体" w:hAnsi="宋体" w:eastAsia="宋体" w:cs="宋体"/>
                 <w:kern w:val="0"/>
-                <w:sz w:val="24"/>
-                <w:szCs w:val="24"/>
+                <w:sz w:val="21"/>
+                <w:szCs w:val="21"/>
                 <w:lang w:val="en-US" w:eastAsia="zh-CN" w:bidi="ar"/>
               </w:rPr>
               <w:t>参考课时</w:t>
@@ -721,12 +735,10 @@
             <w:r>
               <w:rPr>
                 <w:rFonts w:hint="eastAsia" w:ascii="宋体" w:hAnsi="宋体" w:eastAsia="宋体" w:cs="宋体"/>
-                <w:b/>
-                <w:bCs/>
                 <w:color w:val="C00000"/>
                 <w:kern w:val="0"/>
-                <w:sz w:val="22"/>
-                <w:szCs w:val="22"/>
+                <w:sz w:val="21"/>
+                <w:szCs w:val="21"/>
                 <w:lang w:val="en-US" w:eastAsia="zh-CN" w:bidi="ar"/>
               </w:rPr>
               <w:t>【AI 生成】</w:t>
@@ -770,8 +782,8 @@
               <w:rPr>
                 <w:rFonts w:hint="eastAsia" w:ascii="宋体" w:hAnsi="宋体" w:eastAsia="宋体" w:cs="宋体"/>
                 <w:color w:val="C00000"/>
-                <w:sz w:val="22"/>
-                <w:szCs w:val="22"/>
+                <w:sz w:val="18"/>
+                <w:szCs w:val="18"/>
               </w:rPr>
               <w:t>【AI 生成】</w:t>
             </w:r>
@@ -814,8 +826,8 @@
               <w:rPr>
                 <w:rFonts w:hint="eastAsia" w:ascii="宋体" w:hAnsi="宋体" w:eastAsia="宋体" w:cs="宋体"/>
                 <w:color w:val="C00000"/>
-                <w:sz w:val="22"/>
-                <w:szCs w:val="22"/>
+                <w:sz w:val="18"/>
+                <w:szCs w:val="18"/>
               </w:rPr>
               <w:t>【AI 生成】</w:t>
             </w:r>
@@ -857,11 +869,9 @@
             <w:r>
               <w:rPr>
                 <w:rFonts w:hint="eastAsia" w:ascii="宋体" w:hAnsi="宋体" w:eastAsia="宋体" w:cs="宋体"/>
-                <w:b/>
-                <w:bCs/>
-                <w:color w:val="C00000"/>
-                <w:sz w:val="22"/>
-                <w:szCs w:val="22"/>
+                <w:color w:val="C00000"/>
+                <w:sz w:val="18"/>
+                <w:szCs w:val="18"/>
               </w:rPr>
               <w:t>【AI 生成】</w:t>
             </w:r>
@@ -904,8 +914,8 @@
               <w:rPr>
                 <w:rFonts w:hint="eastAsia" w:ascii="宋体" w:hAnsi="宋体" w:eastAsia="宋体" w:cs="宋体"/>
                 <w:color w:val="C00000"/>
-                <w:sz w:val="22"/>
-                <w:szCs w:val="22"/>
+                <w:sz w:val="18"/>
+                <w:szCs w:val="18"/>
               </w:rPr>
               <w:t>【AI 生成】</w:t>
             </w:r>
@@ -1003,11 +1013,11 @@
             <w:r>
               <w:rPr>
                 <w:rStyle w:val="6"/>
-                <w:rFonts w:hint="eastAsia" w:ascii="宋体" w:hAnsi="宋体" w:eastAsia="宋体" w:cs="宋体"/>
-                <w:color w:val="1F1F1F"/>
+                <w:b/>
+                <w:rFonts w:hint="eastAsia" w:ascii="宋体" w:hAnsi="宋体" w:eastAsia="宋体" w:cs="宋体"/>
                 <w:kern w:val="0"/>
-                <w:sz w:val="24"/>
-                <w:szCs w:val="24"/>
+                <w:sz w:val="21"/>
+                <w:szCs w:val="21"/>
                 <w:lang w:val="en-US" w:eastAsia="zh-CN" w:bidi="ar"/>
               </w:rPr>
               <w:t>日期</w:t>
@@ -1038,11 +1048,11 @@
             <w:r>
               <w:rPr>
                 <w:rStyle w:val="6"/>
-                <w:rFonts w:hint="eastAsia" w:ascii="宋体" w:hAnsi="宋体" w:eastAsia="宋体" w:cs="宋体"/>
-                <w:color w:val="1F1F1F"/>
+                <w:b/>
+                <w:rFonts w:hint="eastAsia" w:ascii="宋体" w:hAnsi="宋体" w:eastAsia="宋体" w:cs="宋体"/>
                 <w:kern w:val="0"/>
-                <w:sz w:val="24"/>
-                <w:szCs w:val="24"/>
+                <w:sz w:val="21"/>
+                <w:szCs w:val="21"/>
                 <w:lang w:val="en-US" w:eastAsia="zh-CN" w:bidi="ar"/>
               </w:rPr>
               <w:t>周次</w:t>
@@ -1073,11 +1083,11 @@
             <w:r>
               <w:rPr>
                 <w:rStyle w:val="6"/>
-                <w:rFonts w:hint="eastAsia" w:ascii="宋体" w:hAnsi="宋体" w:eastAsia="宋体" w:cs="宋体"/>
-                <w:color w:val="1F1F1F"/>
+                <w:b/>
+                <w:rFonts w:hint="eastAsia" w:ascii="宋体" w:hAnsi="宋体" w:eastAsia="宋体" w:cs="宋体"/>
                 <w:kern w:val="0"/>
-                <w:sz w:val="24"/>
-                <w:szCs w:val="24"/>
+                <w:sz w:val="21"/>
+                <w:szCs w:val="21"/>
                 <w:lang w:val="en-US" w:eastAsia="zh-CN" w:bidi="ar"/>
               </w:rPr>
               <w:t>节次</w:t>
@@ -1108,11 +1118,11 @@
             <w:r>
               <w:rPr>
                 <w:rStyle w:val="6"/>
-                <w:rFonts w:hint="eastAsia" w:ascii="宋体" w:hAnsi="宋体" w:eastAsia="宋体" w:cs="宋体"/>
-                <w:color w:val="1F1F1F"/>
+                <w:b/>
+                <w:rFonts w:hint="eastAsia" w:ascii="宋体" w:hAnsi="宋体" w:eastAsia="宋体" w:cs="宋体"/>
                 <w:kern w:val="0"/>
-                <w:sz w:val="24"/>
-                <w:szCs w:val="24"/>
+                <w:sz w:val="21"/>
+                <w:szCs w:val="21"/>
                 <w:lang w:val="en-US" w:eastAsia="zh-CN" w:bidi="ar"/>
               </w:rPr>
               <w:t>教学内容</w:t>
@@ -1143,11 +1153,11 @@
             <w:r>
               <w:rPr>
                 <w:rStyle w:val="6"/>
-                <w:rFonts w:hint="eastAsia" w:ascii="宋体" w:hAnsi="宋体" w:eastAsia="宋体" w:cs="宋体"/>
-                <w:color w:val="1F1F1F"/>
+                <w:b/>
+                <w:rFonts w:hint="eastAsia" w:ascii="宋体" w:hAnsi="宋体" w:eastAsia="宋体" w:cs="宋体"/>
                 <w:kern w:val="0"/>
-                <w:sz w:val="24"/>
-                <w:szCs w:val="24"/>
+                <w:sz w:val="21"/>
+                <w:szCs w:val="21"/>
                 <w:lang w:val="en-US" w:eastAsia="zh-CN" w:bidi="ar"/>
               </w:rPr>
               <w:t>课程思政切入点</w:t>
@@ -1178,11 +1188,11 @@
             <w:r>
               <w:rPr>
                 <w:rStyle w:val="6"/>
-                <w:rFonts w:hint="eastAsia" w:ascii="宋体" w:hAnsi="宋体" w:eastAsia="宋体" w:cs="宋体"/>
-                <w:color w:val="1F1F1F"/>
+                <w:b/>
+                <w:rFonts w:hint="eastAsia" w:ascii="宋体" w:hAnsi="宋体" w:eastAsia="宋体" w:cs="宋体"/>
                 <w:kern w:val="0"/>
-                <w:sz w:val="24"/>
-                <w:szCs w:val="24"/>
+                <w:sz w:val="21"/>
+                <w:szCs w:val="21"/>
                 <w:lang w:val="en-US" w:eastAsia="zh-CN" w:bidi="ar"/>
               </w:rPr>
               <w:t>教学方法</w:t>
@@ -1213,14 +1223,14 @@
             <w:r>
               <w:rPr>
                 <w:rStyle w:val="6"/>
-                <w:rFonts w:hint="eastAsia" w:ascii="宋体" w:hAnsi="宋体" w:eastAsia="宋体" w:cs="宋体"/>
-                <w:color w:val="1F1F1F"/>
+                <w:b/>
+                <w:rFonts w:hint="eastAsia" w:ascii="宋体" w:hAnsi="宋体" w:eastAsia="宋体" w:cs="宋体"/>
                 <w:kern w:val="0"/>
-                <w:sz w:val="24"/>
-                <w:szCs w:val="24"/>
+                <w:sz w:val="21"/>
+                <w:szCs w:val="21"/>
                 <w:lang w:val="en-US" w:eastAsia="zh-CN" w:bidi="ar"/>
               </w:rPr>
-              <w:t>关键教学要求或任务</w:t>
+              <w:t>课前、课中、课后学习要求或任务</w:t>
             </w:r>
           </w:p>
         </w:tc>
@@ -1273,12 +1283,10 @@
             <w:r>
               <w:rPr>
                 <w:rFonts w:hint="eastAsia" w:ascii="宋体" w:hAnsi="宋体" w:eastAsia="宋体" w:cs="宋体"/>
-                <w:b/>
-                <w:bCs/>
                 <w:color w:val="C00000"/>
                 <w:kern w:val="0"/>
-                <w:sz w:val="21"/>
-                <w:szCs w:val="21"/>
+                <w:sz w:val="18"/>
+                <w:szCs w:val="18"/>
                 <w:lang w:val="en-US" w:eastAsia="zh-CN" w:bidi="ar"/>
               </w:rPr>
               <w:t>【AI 生成】</w:t>
@@ -1314,8 +1322,8 @@
                 <w:rFonts w:hint="eastAsia" w:ascii="宋体" w:hAnsi="宋体" w:eastAsia="宋体" w:cs="宋体"/>
                 <w:color w:val="C00000"/>
                 <w:kern w:val="0"/>
-                <w:sz w:val="21"/>
-                <w:szCs w:val="21"/>
+                <w:sz w:val="18"/>
+                <w:szCs w:val="18"/>
                 <w:lang w:val="en-US" w:eastAsia="zh-CN" w:bidi="ar"/>
               </w:rPr>
               <w:t>【AI 生成】</w:t>
@@ -1350,8 +1358,8 @@
                 <w:rFonts w:hint="eastAsia" w:ascii="宋体" w:hAnsi="宋体" w:eastAsia="宋体" w:cs="宋体"/>
                 <w:color w:val="C00000"/>
                 <w:kern w:val="0"/>
-                <w:sz w:val="21"/>
-                <w:szCs w:val="21"/>
+                <w:sz w:val="18"/>
+                <w:szCs w:val="18"/>
                 <w:lang w:val="en-US" w:eastAsia="zh-CN" w:bidi="ar"/>
               </w:rPr>
               <w:t>【AI 生成】</w:t>
@@ -1390,11 +1398,9 @@
             <w:r>
               <w:rPr>
                 <w:rFonts w:hint="eastAsia" w:ascii="宋体" w:hAnsi="宋体" w:eastAsia="宋体" w:cs="宋体"/>
-                <w:b/>
-                <w:bCs/>
-                <w:color w:val="C00000"/>
-                <w:sz w:val="21"/>
-                <w:szCs w:val="21"/>
+                <w:color w:val="C00000"/>
+                <w:sz w:val="18"/>
+                <w:szCs w:val="18"/>
               </w:rPr>
               <w:t>【AI 生成】</w:t>
             </w:r>
@@ -1434,8 +1440,8 @@
               <w:rPr>
                 <w:rFonts w:hint="eastAsia" w:ascii="宋体" w:hAnsi="宋体" w:eastAsia="宋体" w:cs="宋体"/>
                 <w:color w:val="C00000"/>
-                <w:sz w:val="21"/>
-                <w:szCs w:val="21"/>
+                <w:sz w:val="18"/>
+                <w:szCs w:val="18"/>
               </w:rPr>
               <w:t>【AI 生成】</w:t>
             </w:r>
@@ -1469,8 +1475,8 @@
                 <w:rFonts w:hint="eastAsia" w:ascii="宋体" w:hAnsi="宋体" w:eastAsia="宋体" w:cs="宋体"/>
                 <w:color w:val="C00000"/>
                 <w:kern w:val="0"/>
-                <w:sz w:val="21"/>
-                <w:szCs w:val="21"/>
+                <w:sz w:val="18"/>
+                <w:szCs w:val="18"/>
                 <w:lang w:val="en-US" w:eastAsia="zh-CN" w:bidi="ar"/>
               </w:rPr>
               <w:t>【AI 生成】</w:t>
@@ -1509,11 +1515,9 @@
             <w:r>
               <w:rPr>
                 <w:rFonts w:hint="eastAsia" w:ascii="宋体" w:hAnsi="宋体" w:eastAsia="宋体" w:cs="宋体"/>
-                <w:b/>
-                <w:bCs/>
-                <w:color w:val="C00000"/>
-                <w:sz w:val="21"/>
-                <w:szCs w:val="21"/>
+                <w:color w:val="C00000"/>
+                <w:sz w:val="18"/>
+                <w:szCs w:val="18"/>
               </w:rPr>
               <w:t>【AI 生成】</w:t>
             </w:r>
@@ -1581,35 +1585,67 @@
     <w:p>
       <w:pPr>
         <w:spacing w:line="360" w:lineRule="auto"/>
-        <w:ind w:firstLine="480" w:firstLineChars="200"/>
         <w:rPr>
           <w:rFonts w:ascii="宋体" w:hAnsi="宋体" w:eastAsia="宋体" w:cs="宋体"/>
           <w:color w:val="C00000"/>
         </w:rPr>
-      </w:pPr>
-      <w:r>
-        <w:rPr>
-          <w:rFonts w:hint="eastAsia" w:ascii="宋体" w:hAnsi="宋体" w:eastAsia="宋体" w:cs="宋体"/>
-          <w:color w:val="C00000"/>
-        </w:rPr>
-        <w:t>教材：【AI 生成：照抄课程标准，不得杜撰】</w:t>
-      </w:r>
-    </w:p>
-    <w:p>
-      <w:pPr>
-        <w:spacing w:line="360" w:lineRule="auto"/>
-        <w:ind w:left="1200" w:leftChars="200" w:hanging="720" w:hangingChars="300"/>
-        <w:rPr>
-          <w:rFonts w:hint="eastAsia" w:ascii="宋体" w:hAnsi="宋体" w:eastAsia="宋体" w:cs="宋体"/>
-          <w:color w:val="C00000"/>
-        </w:rPr>
-      </w:pPr>
-      <w:r>
-        <w:rPr>
-          <w:rFonts w:hint="eastAsia" w:ascii="宋体" w:hAnsi="宋体" w:eastAsia="宋体" w:cs="宋体"/>
-          <w:color w:val="C00000"/>
-        </w:rPr>
-        <w:t>教辅：【AI 生成：照抄课程标准，不得杜撰。按实际条数复制本行】</w:t>
+        <w:ind w:firstLine="480" w:firstLineChars="200"/>
+      </w:pPr>
+      <w:r>
+        <w:rPr>
+          <w:rFonts w:hint="eastAsia" w:ascii="宋体" w:hAnsi="宋体" w:eastAsia="宋体" w:cs="宋体"/>
+        </w:rPr>
+        <w:t>教材：</w:t>
+      </w:r>
+    </w:p>
+    <w:p>
+      <w:pPr>
+        <w:spacing w:line="360" w:lineRule="auto"/>
+        <w:rPr>
+          <w:rFonts w:ascii="宋体" w:hAnsi="宋体" w:eastAsia="宋体" w:cs="宋体"/>
+          <w:color w:val="C00000"/>
+        </w:rPr>
+        <w:ind w:firstLine="480" w:firstLineChars="200"/>
+      </w:pPr>
+      <w:r>
+        <w:rPr>
+          <w:rFonts w:hint="eastAsia" w:ascii="宋体" w:hAnsi="宋体" w:eastAsia="宋体" w:cs="宋体"/>
+          <w:color w:val="C00000"/>
+        </w:rPr>
+        <w:t>【AI 生成：照抄课程标准，不得杜撰。按实际条数复制本行】</w:t>
+      </w:r>
+    </w:p>
+    <w:p>
+      <w:pPr>
+        <w:spacing w:line="360" w:lineRule="auto"/>
+        <w:rPr>
+          <w:rFonts w:hint="eastAsia" w:ascii="宋体" w:hAnsi="宋体" w:eastAsia="宋体" w:cs="宋体"/>
+          <w:color w:val="C00000"/>
+        </w:rPr>
+        <w:ind w:firstLine="480" w:firstLineChars="200"/>
+      </w:pPr>
+      <w:r>
+        <w:rPr>
+          <w:rFonts w:hint="eastAsia" w:ascii="宋体" w:hAnsi="宋体" w:eastAsia="宋体" w:cs="宋体"/>
+        </w:rPr>
+        <w:t>教辅：</w:t>
+      </w:r>
+    </w:p>
+    <w:p>
+      <w:pPr>
+        <w:spacing w:line="360" w:lineRule="auto"/>
+        <w:rPr>
+          <w:rFonts w:hint="eastAsia" w:ascii="宋体" w:hAnsi="宋体" w:eastAsia="宋体" w:cs="宋体"/>
+          <w:color w:val="C00000"/>
+        </w:rPr>
+        <w:ind w:firstLine="480" w:firstLineChars="200"/>
+      </w:pPr>
+      <w:r>
+        <w:rPr>
+          <w:rFonts w:hint="eastAsia" w:ascii="宋体" w:hAnsi="宋体" w:eastAsia="宋体" w:cs="宋体"/>
+          <w:color w:val="C00000"/>
+        </w:rPr>
+        <w:t>【AI 生成：照抄课程标准，不得杜撰。按实际条数复制本行】</w:t>
       </w:r>
     </w:p>
     <w:p>
@@ -1826,7 +1862,7 @@
             </w:pPr>
             <w:r>
               <w:rPr>
-                <w:rFonts w:hint="eastAsia" w:ascii="宋体" w:hAnsi="宋体"/>
+                <w:rFonts w:hint="eastAsia" w:ascii="宋体" w:hAnsi="宋体" w:eastAsia="宋体"/>
                 <w:b/>
                 <w:sz w:val="18"/>
                 <w:szCs w:val="18"/>
@@ -1860,7 +1896,7 @@
             </w:pPr>
             <w:r>
               <w:rPr>
-                <w:rFonts w:hint="eastAsia" w:ascii="宋体" w:hAnsi="宋体"/>
+                <w:rFonts w:hint="eastAsia" w:ascii="宋体" w:hAnsi="宋体" w:eastAsia="宋体"/>
                 <w:b/>
                 <w:sz w:val="18"/>
                 <w:szCs w:val="18"/>
@@ -1894,7 +1930,7 @@
             </w:pPr>
             <w:r>
               <w:rPr>
-                <w:rFonts w:hint="eastAsia" w:ascii="宋体" w:hAnsi="宋体"/>
+                <w:rFonts w:hint="eastAsia" w:ascii="宋体" w:hAnsi="宋体" w:eastAsia="宋体"/>
                 <w:b/>
                 <w:sz w:val="18"/>
                 <w:szCs w:val="18"/>
@@ -1950,7 +1986,7 @@
             </w:pPr>
             <w:r>
               <w:rPr>
-                <w:rFonts w:hint="eastAsia" w:ascii="宋体" w:hAnsi="宋体"/>
+                <w:rFonts w:hint="eastAsia" w:ascii="宋体" w:hAnsi="宋体" w:eastAsia="宋体"/>
                 <w:b/>
                 <w:color w:val="C00000"/>
                 <w:sz w:val="18"/>
@@ -1983,7 +2019,7 @@
             </w:pPr>
             <w:r>
               <w:rPr>
-                <w:rFonts w:hint="eastAsia" w:ascii="宋体" w:hAnsi="宋体"/>
+                <w:rFonts w:hint="eastAsia" w:ascii="宋体" w:hAnsi="宋体" w:eastAsia="宋体"/>
                 <w:b/>
                 <w:color w:val="C00000"/>
                 <w:sz w:val="18"/>
@@ -2020,7 +2056,7 @@
             </w:pPr>
             <w:r>
               <w:rPr>
-                <w:rFonts w:hint="eastAsia" w:ascii="宋体" w:hAnsi="宋体"/>
+                <w:rFonts w:hint="eastAsia" w:ascii="宋体" w:hAnsi="宋体" w:eastAsia="宋体"/>
                 <w:color w:val="C00000"/>
                 <w:sz w:val="18"/>
                 <w:szCs w:val="18"/>
@@ -2053,7 +2089,7 @@
             </w:pPr>
             <w:r>
               <w:rPr>
-                <w:rFonts w:hint="eastAsia" w:ascii="宋体" w:hAnsi="宋体"/>
+                <w:rFonts w:hint="eastAsia" w:ascii="宋体" w:hAnsi="宋体" w:eastAsia="宋体"/>
                 <w:color w:val="C00000"/>
                 <w:sz w:val="18"/>
               </w:rPr>
